--- a/dokumanlar/Odoo18_Sovos_eFatura_Spec.docx
+++ b/dokumanlar/Odoo18_Sovos_eFatura_Spec.docx
@@ -417,7 +417,7 @@
                 <w:sz w:val="18"/>
                 <w:szCs w:val="18"/>
               </w:rPr>
-              <w:t xml:space="preserve">6.0 — Haziran 2026 — Final</w:t>
+              <w:t xml:space="preserve">8.0 — Haziran 2026 — Final (v8 uyum revizyonu: saxonche→lxml XPath, yeni bileşenler, tests güncel)</w:t>
             </w:r>
           </w:p>
         </w:tc>
@@ -450,7 +450,7 @@
                 <w:sz w:val="18"/>
                 <w:szCs w:val="18"/>
               </w:rPr>
-              <w:t xml:space="preserve">v5→v6</w:t>
+              <w:t xml:space="preserve">v7→v8</w:t>
             </w:r>
           </w:p>
         </w:tc>
@@ -482,6 +482,70 @@
                 <w:szCs w:val="18"/>
               </w:rPr>
               <w:t xml:space="preserve">Schematron/XSD validasyon, tam GİB durum kodu listesi, atomik fatura numarası, 1103/1104 akışı, cron başarısızlık bildirimi</w:t>
+            </w:r>
+          </w:p>
+        </w:tc>
+      </w:tr>
+      <w:tr>
+        <w:tc>
+          <w:tcPr>
+            <w:tcW w:type="dxa" w:w="2200"/>
+            <w:tcBorders>
+              <w:top w:val="single" w:color="2E6DB4" w:sz="1"/>
+              <w:left w:val="single" w:color="2E6DB4" w:sz="1"/>
+              <w:bottom w:val="single" w:color="2E6DB4" w:sz="1"/>
+              <w:right w:val="single" w:color="2E6DB4" w:sz="1"/>
+            </w:tcBorders>
+            <w:shd w:fill="FFFFFF" w:val="clear"/>
+            <w:tcMar>
+              <w:top w:type="dxa" w:w="80"/>
+              <w:left w:type="dxa" w:w="120"/>
+              <w:bottom w:type="dxa" w:w="80"/>
+              <w:right w:type="dxa" w:w="120"/>
+            </w:tcMar>
+          </w:tcPr>
+          <w:p>
+            <w:r>
+              <w:rPr>
+                <w:rFonts w:ascii="Arial" w:cs="Arial" w:eastAsia="Arial" w:hAnsi="Arial"/>
+                <w:b/>
+                <w:bCs/>
+                <w:color w:val="1B3A6B"/>
+                <w:sz w:val="18"/>
+                <w:szCs w:val="18"/>
+              </w:rPr>
+              <w:t xml:space="preserve">v8→v8.0</w:t>
+            </w:r>
+          </w:p>
+        </w:tc>
+        <w:tc>
+          <w:tcPr>
+            <w:tcW w:type="dxa" w:w="4200"/>
+            <w:tcBorders>
+              <w:top w:val="single" w:color="2E6DB4" w:sz="1"/>
+              <w:left w:val="single" w:color="2E6DB4" w:sz="1"/>
+              <w:bottom w:val="single" w:color="2E6DB4" w:sz="1"/>
+              <w:right w:val="single" w:color="2E6DB4" w:sz="1"/>
+            </w:tcBorders>
+            <w:shd w:fill="FFFFFF" w:val="clear"/>
+            <w:tcMar>
+              <w:top w:type="dxa" w:w="80"/>
+              <w:left w:type="dxa" w:w="120"/>
+              <w:bottom w:type="dxa" w:w="80"/>
+              <w:right w:type="dxa" w:w="120"/>
+            </w:tcMar>
+          </w:tcPr>
+          <w:p>
+            <w:r>
+              <w:rPr>
+                <w:rFonts w:ascii="Arial" w:cs="Arial" w:eastAsia="Arial" w:hAnsi="Arial"/>
+                <w:b w:val="false"/>
+                <w:bCs w:val="false"/>
+                <w:color w:val="1B3A6B"/>
+                <w:sz w:val="18"/>
+                <w:szCs w:val="18"/>
+              </w:rPr>
+              <w:t xml:space="preserve">saxonche kaldırıldı → lxml XPath ile GİB iş kuralları doğrudan uygulanır; yeni bileşenler: ubl_parser, incoming_matcher, efatura_product_mapping, incoming_invoice_match_wizard (3 fazlı öğrenen eşleme motoru); tests/__init__.py güncellendi (4 yeni modül); dizin yapısı güncellendi; schemas/ .sch.xsl kaldırıldı; modül v18.0.8.0.0</w:t>
             </w:r>
           </w:p>
         </w:tc>
@@ -3576,7 +3640,7 @@
           <w:sz w:val="24"/>
           <w:szCs w:val="24"/>
         </w:rPr>
-        <w:t xml:space="preserve">1.2 Satış Faturası Akışı — v6 Güncel</w:t>
+        <w:t xml:space="preserve">1.2 Satış Faturası Akışı — v8 Güncel</w:t>
       </w:r>
     </w:p>
     <w:p>
@@ -4209,7 +4273,7 @@
                 <w:sz w:val="18"/>
                 <w:szCs w:val="18"/>
               </w:rPr>
-              <w:t xml:space="preserve">saxonche + GİB Schematron (XSLT 2.0)</w:t>
+              <w:t xml:space="preserve">lxml XPath + GİB iş kuralları (saxonche gerekmez)</w:t>
             </w:r>
           </w:p>
         </w:tc>
@@ -4345,7 +4409,7 @@
           <w:sz w:val="17"/>
           <w:szCs w:val="17"/>
         </w:rPr>
-        <w:t xml:space="preserve">SCH_PATH = os.path.join(os.path.dirname(__file__), 'schemas/UBL-TR_Main_Schematron.sch.xsl')  # Pre-compiled XSLT</w:t>
+        <w:t xml:space="preserve">SCHEMA_DIR = os.path.join(os.path.dirname(__file__), 'schemas')</w:t>
       </w:r>
     </w:p>
     <w:p>
@@ -4601,7 +4665,7 @@
           <w:sz w:val="17"/>
           <w:szCs w:val="17"/>
         </w:rPr>
-        <w:t xml:space="preserve">    with saxonche.PySaxonProcessor(license=False) as proc:</w:t>
+        <w:t xml:space="preserve">    # Katman 2: GİB İş Kuralları (lxml XPath)</w:t>
       </w:r>
     </w:p>
     <w:p>
@@ -4617,7 +4681,7 @@
           <w:sz w:val="17"/>
           <w:szCs w:val="17"/>
         </w:rPr>
-        <w:t xml:space="preserve">        xslt = proc.new_xslt30_processor()</w:t>
+        <w:t xml:space="preserve">    #   GİB Schematron kuralları lxml XPath ile _check_gib_rules() metodunda</w:t>
       </w:r>
     </w:p>
     <w:p>
@@ -4633,7 +4697,7 @@
           <w:sz w:val="17"/>
           <w:szCs w:val="17"/>
         </w:rPr>
-        <w:t xml:space="preserve">        svrl_str = xslt.transform_to_string(</w:t>
+        <w:t xml:space="preserve">    #   uygulanır. saxonche, iso_dsdl pipeline, .sch.xsl gerekmez.</w:t>
       </w:r>
     </w:p>
     <w:p>
@@ -4649,7 +4713,7 @@
           <w:sz w:val="17"/>
           <w:szCs w:val="17"/>
         </w:rPr>
-        <w:t xml:space="preserve">            source_file=tmp, stylesheet_file=SCH_PATH)</w:t>
+        <w:t xml:space="preserve">    valid, layer, errors = validator.validate(xml_bytes)</w:t>
       </w:r>
     </w:p>
     <w:p>
@@ -5196,6 +5260,105 @@
         <w:t xml:space="preserve"/>
       </w:r>
     </w:p>
+    <w:tbl>
+      <w:tblPr>
+        <w:tblW w:type="dxa" w:w="9026"/>
+        <w:tblBorders>
+          <w:top w:val="single" w:color="auto" w:sz="4"/>
+          <w:left w:val="single" w:color="auto" w:sz="4"/>
+          <w:bottom w:val="single" w:color="auto" w:sz="4"/>
+          <w:right w:val="single" w:color="auto" w:sz="4"/>
+          <w:insideH w:val="single" w:color="auto" w:sz="4"/>
+          <w:insideV w:val="single" w:color="auto" w:sz="4"/>
+        </w:tblBorders>
+      </w:tblPr>
+      <w:tblGrid>
+        <w:gridCol w:w="560"/>
+        <w:gridCol w:w="8466"/>
+      </w:tblGrid>
+      <w:tr>
+        <w:tc>
+          <w:tcPr>
+            <w:tcW w:type="dxa" w:w="560"/>
+            <w:tcBorders>
+              <w:top w:val="single" w:color="2D6A2D" w:sz="1"/>
+              <w:left w:val="single" w:color="2D6A2D" w:sz="1"/>
+              <w:bottom w:val="single" w:color="2D6A2D" w:sz="1"/>
+              <w:right w:val="single" w:color="2D6A2D" w:sz="1"/>
+            </w:tcBorders>
+            <w:shd w:fill="E8F5E8" w:val="clear"/>
+            <w:tcMar>
+              <w:top w:type="dxa" w:w="100"/>
+              <w:left w:type="dxa" w:w="120"/>
+              <w:bottom w:type="dxa" w:w="100"/>
+              <w:right w:type="dxa" w:w="120"/>
+            </w:tcMar>
+            <w:vAlign w:val="center"/>
+          </w:tcPr>
+          <w:p>
+            <w:pPr>
+              <w:jc w:val="center"/>
+            </w:pPr>
+            <w:r>
+              <w:rPr>
+                <w:rFonts w:ascii="Arial" w:cs="Arial" w:eastAsia="Arial" w:hAnsi="Arial"/>
+                <w:sz w:val="22"/>
+                <w:szCs w:val="22"/>
+              </w:rPr>
+              <w:t xml:space="preserve">✅</w:t>
+            </w:r>
+          </w:p>
+        </w:tc>
+        <w:tc>
+          <w:tcPr>
+            <w:tcW w:type="dxa" w:w="8466"/>
+            <w:tcBorders>
+              <w:top w:val="single" w:color="2D6A2D" w:sz="1"/>
+              <w:left w:val="single" w:color="2D6A2D" w:sz="1"/>
+              <w:bottom w:val="single" w:color="2D6A2D" w:sz="1"/>
+              <w:right w:val="single" w:color="2D6A2D" w:sz="1"/>
+            </w:tcBorders>
+            <w:shd w:fill="E8F5E8" w:val="clear"/>
+            <w:tcMar>
+              <w:top w:type="dxa" w:w="100"/>
+              <w:left w:type="dxa" w:w="160"/>
+              <w:bottom w:type="dxa" w:w="100"/>
+              <w:right w:type="dxa" w:w="120"/>
+            </w:tcMar>
+          </w:tcPr>
+          <w:p>
+            <w:r>
+              <w:rPr>
+                <w:rFonts w:ascii="Arial" w:cs="Arial" w:eastAsia="Arial" w:hAnsi="Arial"/>
+                <w:b/>
+                <w:bCs/>
+                <w:color w:val="2D6A2D"/>
+                <w:sz w:val="19"/>
+                <w:szCs w:val="19"/>
+              </w:rPr>
+              <w:t xml:space="preserve">YENİ — Edge Case (FR-11): </w:t>
+            </w:r>
+            <w:r>
+              <w:rPr>
+                <w:rFonts w:ascii="Arial" w:cs="Arial" w:eastAsia="Arial" w:hAnsi="Arial"/>
+                <w:color w:val="1A1A1A"/>
+                <w:sz w:val="19"/>
+                <w:szCs w:val="19"/>
+              </w:rPr>
+              <w:t xml:space="preserve">%100 iskonto uygulanarak 0 tutarlı (0 KDV'li) fatura kesilebilir. XSD/Schematron validasyon kuralları bu durumu hata olarak işaretlememeli; sistem sıfır tutarlı faturayı geçerli kabul etmelidir (Sovos SSS Soru 9).</w:t>
+            </w:r>
+          </w:p>
+        </w:tc>
+      </w:tr>
+    </w:tbl>
+    <w:p>
+      <w:pPr>
+        <w:spacing w:after="80" w:before="80"/>
+      </w:pPr>
+      <w:r>
+        <w:t xml:space="preserve"/>
+      </w:r>
+    </w:p>
     <w:p>
       <w:pPr>
         <w:pStyle w:val="Heading2"/>
@@ -6592,7 +6755,7 @@
           <w:sz w:val="17"/>
           <w:szCs w:val="17"/>
         </w:rPr>
-        <w:t xml:space="preserve">│   └── sovos_sync.py           # ir.cron + başarısızlık bildirimi</w:t>
+        <w:t xml:space="preserve">│   ├── sovos_sync.py           # ir.cron + başarısızlık bildirimi</w:t>
       </w:r>
     </w:p>
     <w:p>
@@ -6608,7 +6771,7 @@
           <w:sz w:val="17"/>
           <w:szCs w:val="17"/>
         </w:rPr>
-        <w:t xml:space="preserve">├── services/</w:t>
+        <w:t xml:space="preserve">│   └── efatura_product_mapping.py  # YENİ: Öğrenen ürün eşleme tablosu</w:t>
       </w:r>
     </w:p>
     <w:p>
@@ -6624,7 +6787,7 @@
           <w:sz w:val="17"/>
           <w:szCs w:val="17"/>
         </w:rPr>
-        <w:t xml:space="preserve">│   ├── sovos_invoice_service.py</w:t>
+        <w:t xml:space="preserve">├── services/</w:t>
       </w:r>
     </w:p>
     <w:p>
@@ -6640,7 +6803,7 @@
           <w:sz w:val="17"/>
           <w:szCs w:val="17"/>
         </w:rPr>
-        <w:t xml:space="preserve">│   ├── constants.py            # GİB durum kodu setleri — tek kaynak (account_move + wizard paylaşır)</w:t>
+        <w:t xml:space="preserve">│   ├── sovos_invoice_service.py</w:t>
       </w:r>
     </w:p>
     <w:p>
@@ -6656,7 +6819,7 @@
           <w:sz w:val="17"/>
           <w:szCs w:val="17"/>
         </w:rPr>
-        <w:t xml:space="preserve">│   ├── sovos_archive_service.py</w:t>
+        <w:t xml:space="preserve">│   ├── constants.py            # GİB durum kodu setleri — tek kaynak (account_move + wizard paylaşır)</w:t>
       </w:r>
     </w:p>
     <w:p>
@@ -6672,7 +6835,7 @@
           <w:sz w:val="17"/>
           <w:szCs w:val="17"/>
         </w:rPr>
-        <w:t xml:space="preserve">│   ├── ubl_builder.py</w:t>
+        <w:t xml:space="preserve">│   ├── sovos_archive_service.py</w:t>
       </w:r>
     </w:p>
     <w:p>
@@ -6688,7 +6851,7 @@
           <w:sz w:val="17"/>
           <w:szCs w:val="17"/>
         </w:rPr>
-        <w:t xml:space="preserve">│   ├── ubl_validator.py        # YENİ: XSD + Schematron validasyon</w:t>
+        <w:t xml:space="preserve">│   ├── ubl_builder.py</w:t>
       </w:r>
     </w:p>
     <w:p>
@@ -6704,7 +6867,7 @@
           <w:sz w:val="17"/>
           <w:szCs w:val="17"/>
         </w:rPr>
-        <w:t xml:space="preserve">│   └── schemas/                # YENİ: GİB şema dosyaları</w:t>
+        <w:t xml:space="preserve">│   ├── ubl_validator.py        # XSD + lxml XPath GİB iş kuralları (saxonche yok)</w:t>
       </w:r>
     </w:p>
     <w:p>
@@ -6720,7 +6883,7 @@
           <w:sz w:val="17"/>
           <w:szCs w:val="17"/>
         </w:rPr>
-        <w:t xml:space="preserve">│       ├── UBL-Invoice-2.1.xsd</w:t>
+        <w:t xml:space="preserve">│   ├── ubl_parser.py           # YENİ: Gelen UBL-TR 2.1 XML → dict</w:t>
       </w:r>
     </w:p>
     <w:p>
@@ -6736,7 +6899,7 @@
           <w:sz w:val="17"/>
           <w:szCs w:val="17"/>
         </w:rPr>
-        <w:t xml:space="preserve">│       ├── UBL-TR_Main_Schematron.sch.xsl  # Pre-compiled XSLT</w:t>
+        <w:t xml:space="preserve">│   └── incoming_matcher.py     # YENİ: 3 fazlı eşleme motoru (VKN+fuzzy+öğrenen)</w:t>
       </w:r>
     </w:p>
     <w:p>
@@ -6752,7 +6915,7 @@
           <w:sz w:val="17"/>
           <w:szCs w:val="17"/>
         </w:rPr>
-        <w:t xml:space="preserve">│       └── VERSION             # Şema versiyon takibi</w:t>
+        <w:t xml:space="preserve">│   └── schemas/                # YENİ: GİB şema dosyaları</w:t>
       </w:r>
     </w:p>
     <w:p>
@@ -6768,7 +6931,7 @@
           <w:sz w:val="17"/>
           <w:szCs w:val="17"/>
         </w:rPr>
-        <w:t xml:space="preserve">├── wizards/</w:t>
+        <w:t xml:space="preserve">│       ├── UBL-Invoice-2.1.xsd</w:t>
       </w:r>
     </w:p>
     <w:p>
@@ -6784,7 +6947,7 @@
           <w:sz w:val="17"/>
           <w:szCs w:val="17"/>
         </w:rPr>
-        <w:t xml:space="preserve">│   ├── resend_invoice_wizard.py</w:t>
+        <w:t xml:space="preserve">│       └── VERSION             # Şema versiyon takibi (maindoc/ ve common/ setup_schemas.sh ile kurulur)</w:t>
       </w:r>
     </w:p>
     <w:p>
@@ -6800,7 +6963,7 @@
           <w:sz w:val="17"/>
           <w:szCs w:val="17"/>
         </w:rPr>
-        <w:t xml:space="preserve">│   ├── cancel_invoice_wizard.py</w:t>
+        <w:t xml:space="preserve">│       └── VERSION             # Şema versiyon takibi</w:t>
       </w:r>
     </w:p>
     <w:p>
@@ -6816,7 +6979,71 @@
           <w:sz w:val="17"/>
           <w:szCs w:val="17"/>
         </w:rPr>
+        <w:t xml:space="preserve">├── wizards/</w:t>
+      </w:r>
+    </w:p>
+    <w:p>
+      <w:pPr>
+        <w:shd w:fill="1E1E1E" w:val="clear"/>
+        <w:spacing w:after="0" w:before="0"/>
+        <w:ind w:left="360"/>
+      </w:pPr>
+      <w:r>
+        <w:rPr>
+          <w:rFonts w:ascii="Courier New" w:cs="Courier New" w:eastAsia="Courier New" w:hAnsi="Courier New"/>
+          <w:color w:val="D4D4D4"/>
+          <w:sz w:val="17"/>
+          <w:szCs w:val="17"/>
+        </w:rPr>
+        <w:t xml:space="preserve">│   ├── resend_invoice_wizard.py</w:t>
+      </w:r>
+    </w:p>
+    <w:p>
+      <w:pPr>
+        <w:shd w:fill="1E1E1E" w:val="clear"/>
+        <w:spacing w:after="0" w:before="0"/>
+        <w:ind w:left="360"/>
+      </w:pPr>
+      <w:r>
+        <w:rPr>
+          <w:rFonts w:ascii="Courier New" w:cs="Courier New" w:eastAsia="Courier New" w:hAnsi="Courier New"/>
+          <w:color w:val="D4D4D4"/>
+          <w:sz w:val="17"/>
+          <w:szCs w:val="17"/>
+        </w:rPr>
+        <w:t xml:space="preserve">│   ├── cancel_invoice_wizard.py</w:t>
+      </w:r>
+    </w:p>
+    <w:p>
+      <w:pPr>
+        <w:shd w:fill="1E1E1E" w:val="clear"/>
+        <w:spacing w:after="0" w:before="0"/>
+        <w:ind w:left="360"/>
+      </w:pPr>
+      <w:r>
+        <w:rPr>
+          <w:rFonts w:ascii="Courier New" w:cs="Courier New" w:eastAsia="Courier New" w:hAnsi="Courier New"/>
+          <w:color w:val="D4D4D4"/>
+          <w:sz w:val="17"/>
+          <w:szCs w:val="17"/>
+        </w:rPr>
         <w:t xml:space="preserve">│   └── kur_farki_wizard.py</w:t>
+      </w:r>
+    </w:p>
+    <w:p>
+      <w:pPr>
+        <w:shd w:fill="1E1E1E" w:val="clear"/>
+        <w:spacing w:after="0" w:before="0"/>
+        <w:ind w:left="360"/>
+      </w:pPr>
+      <w:r>
+        <w:rPr>
+          <w:rFonts w:ascii="Courier New" w:cs="Courier New" w:eastAsia="Courier New" w:hAnsi="Courier New"/>
+          <w:color w:val="D4D4D4"/>
+          <w:sz w:val="17"/>
+          <w:szCs w:val="17"/>
+        </w:rPr>
+        <w:t xml:space="preserve">│   └── incoming_invoice_match_wizard.py  # YENİ: Bekletme kuyruğu toplu onay</w:t>
       </w:r>
     </w:p>
     <w:p>
@@ -7543,7 +7770,7 @@
                 <w:sz w:val="18"/>
                 <w:szCs w:val="18"/>
               </w:rPr>
-              <w:t xml:space="preserve">TICARIFATURA/TEMELFATURA/EARSIVFATURA</w:t>
+              <w:t xml:space="preserve">TICARIFATURA / TEMELFATURA / EARSIVFATURA — Kapsam dışı: IHRACAT, YOLCUBERABER (UBL-TR Catalogue'da tanımlı ancak bu modülde desteklenmiyor)</w:t>
             </w:r>
           </w:p>
         </w:tc>
@@ -7574,7 +7801,7 @@
                 <w:sz w:val="18"/>
                 <w:szCs w:val="18"/>
               </w:rPr>
-              <w:t xml:space="preserve">x_efatura_send_date</w:t>
+              <w:t xml:space="preserve">x_efatura_send_date  # Fatura tarihi: GİB max 7 gün geriye dönük (VUK md.231)</w:t>
             </w:r>
           </w:p>
         </w:tc>
@@ -8815,7 +9042,7 @@
                 <w:sz w:val="18"/>
                 <w:szCs w:val="18"/>
               </w:rPr>
-              <w:t xml:space="preserve">Canlı GetUserList → cari karta yaz</w:t>
+              <w:t xml:space="preserve">Canlı GetUserList → cari karta yaz (günde 1 kez sorgula — Sovos SSS)</w:t>
             </w:r>
           </w:p>
         </w:tc>
@@ -11525,6 +11752,306 @@
       <w:tr>
         <w:tc>
           <w:tcPr>
+            <w:tcW w:type="dxa" w:w="1000"/>
+            <w:tcBorders>
+              <w:top w:val="single" w:color="BBBBBB" w:sz="1"/>
+              <w:left w:val="single" w:color="BBBBBB" w:sz="1"/>
+              <w:bottom w:val="single" w:color="BBBBBB" w:sz="1"/>
+              <w:right w:val="single" w:color="BBBBBB" w:sz="1"/>
+            </w:tcBorders>
+            <w:shd w:fill="F4F4F4" w:val="clear"/>
+            <w:tcMar>
+              <w:top w:type="dxa" w:w="80"/>
+              <w:left w:type="dxa" w:w="120"/>
+              <w:bottom w:type="dxa" w:w="80"/>
+              <w:right w:type="dxa" w:w="120"/>
+            </w:tcMar>
+          </w:tcPr>
+          <w:p>
+            <w:r>
+              <w:rPr>
+                <w:rFonts w:ascii="Arial" w:cs="Arial" w:eastAsia="Arial" w:hAnsi="Arial"/>
+                <w:color w:val="1A1A1A"/>
+                <w:sz w:val="18"/>
+                <w:szCs w:val="18"/>
+              </w:rPr>
+              <w:t xml:space="preserve">1200</w:t>
+            </w:r>
+          </w:p>
+        </w:tc>
+        <w:tc>
+          <w:tcPr>
+            <w:tcW w:type="dxa" w:w="6126"/>
+            <w:tcBorders>
+              <w:top w:val="single" w:color="BBBBBB" w:sz="1"/>
+              <w:left w:val="single" w:color="BBBBBB" w:sz="1"/>
+              <w:bottom w:val="single" w:color="BBBBBB" w:sz="1"/>
+              <w:right w:val="single" w:color="BBBBBB" w:sz="1"/>
+            </w:tcBorders>
+            <w:shd w:fill="F4F4F4" w:val="clear"/>
+            <w:tcMar>
+              <w:top w:type="dxa" w:w="80"/>
+              <w:left w:type="dxa" w:w="120"/>
+              <w:bottom w:type="dxa" w:w="80"/>
+              <w:right w:type="dxa" w:w="120"/>
+            </w:tcMar>
+          </w:tcPr>
+          <w:p>
+            <w:r>
+              <w:rPr>
+                <w:rFonts w:ascii="Arial" w:cs="Arial" w:eastAsia="Arial" w:hAnsi="Arial"/>
+                <w:color w:val="1A1A1A"/>
+                <w:sz w:val="18"/>
+                <w:szCs w:val="18"/>
+              </w:rPr>
+              <w:t xml:space="preserve">Zarf başarıyla işlendi (GİB'te) — alıcıya gönderim başlatıldı. GIB_PENDING; 1300/1220/1210/1215'e geçiş bekle</w:t>
+            </w:r>
+          </w:p>
+        </w:tc>
+      </w:tr>
+      <w:tr>
+        <w:tc>
+          <w:tcPr>
+            <w:tcW w:type="dxa" w:w="1000"/>
+            <w:tcBorders>
+              <w:top w:val="single" w:color="BBBBBB" w:sz="1"/>
+              <w:left w:val="single" w:color="BBBBBB" w:sz="1"/>
+              <w:bottom w:val="single" w:color="BBBBBB" w:sz="1"/>
+              <w:right w:val="single" w:color="BBBBBB" w:sz="1"/>
+            </w:tcBorders>
+            <w:shd w:fill="FFFFFF" w:val="clear"/>
+            <w:tcMar>
+              <w:top w:type="dxa" w:w="80"/>
+              <w:left w:type="dxa" w:w="120"/>
+              <w:bottom w:type="dxa" w:w="80"/>
+              <w:right w:type="dxa" w:w="120"/>
+            </w:tcMar>
+          </w:tcPr>
+          <w:p>
+            <w:r>
+              <w:rPr>
+                <w:rFonts w:ascii="Arial" w:cs="Arial" w:eastAsia="Arial" w:hAnsi="Arial"/>
+                <w:color w:val="1A1A1A"/>
+                <w:sz w:val="18"/>
+                <w:szCs w:val="18"/>
+              </w:rPr>
+              <w:t xml:space="preserve">1220</w:t>
+            </w:r>
+          </w:p>
+        </w:tc>
+        <w:tc>
+          <w:tcPr>
+            <w:tcW w:type="dxa" w:w="6126"/>
+            <w:tcBorders>
+              <w:top w:val="single" w:color="BBBBBB" w:sz="1"/>
+              <w:left w:val="single" w:color="BBBBBB" w:sz="1"/>
+              <w:bottom w:val="single" w:color="BBBBBB" w:sz="1"/>
+              <w:right w:val="single" w:color="BBBBBB" w:sz="1"/>
+            </w:tcBorders>
+            <w:shd w:fill="FFFFFF" w:val="clear"/>
+            <w:tcMar>
+              <w:top w:type="dxa" w:w="80"/>
+              <w:left w:type="dxa" w:w="120"/>
+              <w:bottom w:type="dxa" w:w="80"/>
+              <w:right w:type="dxa" w:w="120"/>
+            </w:tcMar>
+          </w:tcPr>
+          <w:p>
+            <w:r>
+              <w:rPr>
+                <w:rFonts w:ascii="Arial" w:cs="Arial" w:eastAsia="Arial" w:hAnsi="Arial"/>
+                <w:color w:val="1A1A1A"/>
+                <w:sz w:val="18"/>
+                <w:szCs w:val="18"/>
+              </w:rPr>
+              <w:t xml:space="preserve">Hedeften sistem yanıtı gelmedi — alıcı zarfı aldı, işleyip işleyemediğini bildirmedi. GIB_PENDING; TEKRAR GÖNDERİLMEZ (mükerrer → 1163)</w:t>
+            </w:r>
+          </w:p>
+        </w:tc>
+      </w:tr>
+      <w:tr>
+        <w:tc>
+          <w:tcPr>
+            <w:tcW w:type="dxa" w:w="1000"/>
+            <w:tcBorders>
+              <w:top w:val="single" w:color="BBBBBB" w:sz="1"/>
+              <w:left w:val="single" w:color="BBBBBB" w:sz="1"/>
+              <w:bottom w:val="single" w:color="BBBBBB" w:sz="1"/>
+              <w:right w:val="single" w:color="BBBBBB" w:sz="1"/>
+            </w:tcBorders>
+            <w:shd w:fill="F4F4F4" w:val="clear"/>
+            <w:tcMar>
+              <w:top w:type="dxa" w:w="80"/>
+              <w:left w:type="dxa" w:w="120"/>
+              <w:bottom w:type="dxa" w:w="80"/>
+              <w:right w:type="dxa" w:w="120"/>
+            </w:tcMar>
+          </w:tcPr>
+          <w:p>
+            <w:r>
+              <w:rPr>
+                <w:rFonts w:ascii="Arial" w:cs="Arial" w:eastAsia="Arial" w:hAnsi="Arial"/>
+                <w:color w:val="1A1A1A"/>
+                <w:sz w:val="18"/>
+                <w:szCs w:val="18"/>
+              </w:rPr>
+              <w:t xml:space="preserve">1176–1177</w:t>
+            </w:r>
+          </w:p>
+        </w:tc>
+        <w:tc>
+          <w:tcPr>
+            <w:tcW w:type="dxa" w:w="6126"/>
+            <w:tcBorders>
+              <w:top w:val="single" w:color="BBBBBB" w:sz="1"/>
+              <w:left w:val="single" w:color="BBBBBB" w:sz="1"/>
+              <w:bottom w:val="single" w:color="BBBBBB" w:sz="1"/>
+              <w:right w:val="single" w:color="BBBBBB" w:sz="1"/>
+            </w:tcBorders>
+            <w:shd w:fill="F4F4F4" w:val="clear"/>
+            <w:tcMar>
+              <w:top w:type="dxa" w:w="80"/>
+              <w:left w:type="dxa" w:w="120"/>
+              <w:bottom w:type="dxa" w:w="80"/>
+              <w:right w:type="dxa" w:w="120"/>
+            </w:tcMar>
+          </w:tcPr>
+          <w:p>
+            <w:r>
+              <w:rPr>
+                <w:rFonts w:ascii="Arial" w:cs="Arial" w:eastAsia="Arial" w:hAnsi="Arial"/>
+                <w:color w:val="1A1A1A"/>
+                <w:sz w:val="18"/>
+                <w:szCs w:val="18"/>
+              </w:rPr>
+              <w:t xml:space="preserve">İmza sahibi yetkisiz / imza doğrulama geçersiz. GIB_SOVOS_SUPPORT; Sovos teknik destek gerekir</w:t>
+            </w:r>
+          </w:p>
+        </w:tc>
+      </w:tr>
+      <w:tr>
+        <w:tc>
+          <w:tcPr>
+            <w:tcW w:type="dxa" w:w="1000"/>
+            <w:tcBorders>
+              <w:top w:val="single" w:color="BBBBBB" w:sz="1"/>
+              <w:left w:val="single" w:color="BBBBBB" w:sz="1"/>
+              <w:bottom w:val="single" w:color="BBBBBB" w:sz="1"/>
+              <w:right w:val="single" w:color="BBBBBB" w:sz="1"/>
+            </w:tcBorders>
+            <w:shd w:fill="FFFFFF" w:val="clear"/>
+            <w:tcMar>
+              <w:top w:type="dxa" w:w="80"/>
+              <w:left w:type="dxa" w:w="120"/>
+              <w:bottom w:type="dxa" w:w="80"/>
+              <w:right w:type="dxa" w:w="120"/>
+            </w:tcMar>
+          </w:tcPr>
+          <w:p>
+            <w:r>
+              <w:rPr>
+                <w:rFonts w:ascii="Arial" w:cs="Arial" w:eastAsia="Arial" w:hAnsi="Arial"/>
+                <w:color w:val="1A1A1A"/>
+                <w:sz w:val="18"/>
+                <w:szCs w:val="18"/>
+              </w:rPr>
+              <w:t xml:space="preserve">1180–1183</w:t>
+            </w:r>
+          </w:p>
+        </w:tc>
+        <w:tc>
+          <w:tcPr>
+            <w:tcW w:type="dxa" w:w="6126"/>
+            <w:tcBorders>
+              <w:top w:val="single" w:color="BBBBBB" w:sz="1"/>
+              <w:left w:val="single" w:color="BBBBBB" w:sz="1"/>
+              <w:bottom w:val="single" w:color="BBBBBB" w:sz="1"/>
+              <w:right w:val="single" w:color="BBBBBB" w:sz="1"/>
+            </w:tcBorders>
+            <w:shd w:fill="FFFFFF" w:val="clear"/>
+            <w:tcMar>
+              <w:top w:type="dxa" w:w="80"/>
+              <w:left w:type="dxa" w:w="120"/>
+              <w:bottom w:type="dxa" w:w="80"/>
+              <w:right w:type="dxa" w:w="120"/>
+            </w:tcMar>
+          </w:tcPr>
+          <w:p>
+            <w:r>
+              <w:rPr>
+                <w:rFonts w:ascii="Arial" w:cs="Arial" w:eastAsia="Arial" w:hAnsi="Arial"/>
+                <w:color w:val="1A1A1A"/>
+                <w:sz w:val="18"/>
+                <w:szCs w:val="18"/>
+              </w:rPr>
+              <w:t xml:space="preserve">1180 adres kontrol edilemedi, 1181 adres bulunamadı (VKN/alias eşleşmesi yok), 1182–1183 kullanıcı ekleme/silme hatası. GIB_RETRY_SAME_UUID; 1181 için x_efatura_alias kontrol et</w:t>
+            </w:r>
+          </w:p>
+        </w:tc>
+      </w:tr>
+      <w:tr>
+        <w:tc>
+          <w:tcPr>
+            <w:tcW w:type="dxa" w:w="1000"/>
+            <w:tcBorders>
+              <w:top w:val="single" w:color="BBBBBB" w:sz="1"/>
+              <w:left w:val="single" w:color="BBBBBB" w:sz="1"/>
+              <w:bottom w:val="single" w:color="BBBBBB" w:sz="1"/>
+              <w:right w:val="single" w:color="BBBBBB" w:sz="1"/>
+            </w:tcBorders>
+            <w:shd w:fill="F4F4F4" w:val="clear"/>
+            <w:tcMar>
+              <w:top w:type="dxa" w:w="80"/>
+              <w:left w:type="dxa" w:w="120"/>
+              <w:bottom w:type="dxa" w:w="80"/>
+              <w:right w:type="dxa" w:w="120"/>
+            </w:tcMar>
+          </w:tcPr>
+          <w:p>
+            <w:r>
+              <w:rPr>
+                <w:rFonts w:ascii="Arial" w:cs="Arial" w:eastAsia="Arial" w:hAnsi="Arial"/>
+                <w:color w:val="1A1A1A"/>
+                <w:sz w:val="18"/>
+                <w:szCs w:val="18"/>
+              </w:rPr>
+              <w:t xml:space="preserve">1190–1195</w:t>
+            </w:r>
+          </w:p>
+        </w:tc>
+        <w:tc>
+          <w:tcPr>
+            <w:tcW w:type="dxa" w:w="6126"/>
+            <w:tcBorders>
+              <w:top w:val="single" w:color="BBBBBB" w:sz="1"/>
+              <w:left w:val="single" w:color="BBBBBB" w:sz="1"/>
+              <w:bottom w:val="single" w:color="BBBBBB" w:sz="1"/>
+              <w:right w:val="single" w:color="BBBBBB" w:sz="1"/>
+            </w:tcBorders>
+            <w:shd w:fill="F4F4F4" w:val="clear"/>
+            <w:tcMar>
+              <w:top w:type="dxa" w:w="80"/>
+              <w:left w:type="dxa" w:w="120"/>
+              <w:bottom w:type="dxa" w:w="80"/>
+              <w:right w:type="dxa" w:w="120"/>
+            </w:tcMar>
+          </w:tcPr>
+          <w:p>
+            <w:r>
+              <w:rPr>
+                <w:rFonts w:ascii="Arial" w:cs="Arial" w:eastAsia="Arial" w:hAnsi="Arial"/>
+                <w:color w:val="1A1A1A"/>
+                <w:sz w:val="18"/>
+                <w:szCs w:val="18"/>
+              </w:rPr>
+              <w:t xml:space="preserve">1190 sistem yanıtı hazırlanamadı, 1195 sistem hatası (GİB tarafı). GIB_RETRY_SAME_UUID; geçici, tekrar gönder</w:t>
+            </w:r>
+          </w:p>
+        </w:tc>
+      </w:tr>
+      <w:tr>
+        <w:tc>
+          <w:tcPr>
             <w:tcW w:type="dxa" w:w="900"/>
             <w:tcBorders>
               <w:top w:val="single" w:color="BBBBBB" w:sz="1"/>
@@ -11753,7 +12280,7 @@
           <w:sz w:val="24"/>
           <w:szCs w:val="24"/>
         </w:rPr>
-        <w:t xml:space="preserve">11.1 Zarf / Yapı Hataları — Tekrar Gönder (Aynı UUID)</w:t>
+        <w:t xml:space="preserve">11.1 Zarf / Yapı Hataları — Tekrar Gönder (Yeni UUID, Aynı Fatura ID)</w:t>
       </w:r>
     </w:p>
     <w:tbl>
@@ -12133,7 +12660,7 @@
                 <w:sz w:val="18"/>
                 <w:szCs w:val="18"/>
               </w:rPr>
-              <w:t xml:space="preserve">Aynı UUID düzelt + tekrar gönder</w:t>
+              <w:t xml:space="preserve">Yeni UUID ile düzelt + tekrar gönder (Fatura ID/numara aynı kalır)</w:t>
             </w:r>
           </w:p>
         </w:tc>
@@ -12222,7 +12749,7 @@
                 <w:sz w:val="18"/>
                 <w:szCs w:val="18"/>
               </w:rPr>
-              <w:t xml:space="preserve">Fatura düzelt + aynı UUID tekrar gönder</w:t>
+              <w:t xml:space="preserve">Fatura düzelt + yeni UUID ile tekrar gönder (Fatura ID/numara aynı kalır)</w:t>
             </w:r>
           </w:p>
         </w:tc>
@@ -12311,7 +12838,7 @@
                 <w:sz w:val="18"/>
                 <w:szCs w:val="18"/>
               </w:rPr>
-              <w:t xml:space="preserve">Aynı UUID tekrar gönder</w:t>
+              <w:t xml:space="preserve">Yeni UUID ile tekrar gönder (Fatura ID/numara aynı kalır)</w:t>
             </w:r>
           </w:p>
         </w:tc>
@@ -12400,7 +12927,7 @@
                 <w:sz w:val="18"/>
                 <w:szCs w:val="18"/>
               </w:rPr>
-              <w:t xml:space="preserve">UUID formatını kontrol et + tekrar gönder</w:t>
+              <w:t xml:space="preserve">Yeni UUID üret (32 karakter format kontrolü) + tekrar gönder (Fatura ID/numara aynı kalır)</w:t>
             </w:r>
           </w:p>
         </w:tc>
@@ -12489,7 +13016,7 @@
                 <w:sz w:val="18"/>
                 <w:szCs w:val="18"/>
               </w:rPr>
-              <w:t xml:space="preserve">Aynı UUID tekrar gönder</w:t>
+              <w:t xml:space="preserve">Yeni UUID ile tekrar gönder (Fatura ID/numara aynı kalır)</w:t>
             </w:r>
           </w:p>
         </w:tc>
@@ -12845,7 +13372,7 @@
                 <w:sz w:val="18"/>
                 <w:szCs w:val="18"/>
               </w:rPr>
-              <w:t xml:space="preserve">UUID kontrolü + tekrar gönder</w:t>
+              <w:t xml:space="preserve">Yeni UUID ile tekrar gönder — ZIP/XML adı yeni UUID ile eşleşmeli (Fatura ID/numara aynı kalır)</w:t>
             </w:r>
           </w:p>
         </w:tc>
@@ -13023,7 +13550,7 @@
                 <w:sz w:val="18"/>
                 <w:szCs w:val="18"/>
               </w:rPr>
-              <w:t xml:space="preserve">UUID ekle + tekrar gönder</w:t>
+              <w:t xml:space="preserve">Yeni UUID ile tekrar gönder (Fatura ID/numara aynı kalır)</w:t>
             </w:r>
           </w:p>
         </w:tc>
@@ -13112,7 +13639,7 @@
                 <w:sz w:val="18"/>
                 <w:szCs w:val="18"/>
               </w:rPr>
-              <w:t xml:space="preserve">UUID kontrolü + tekrar gönder</w:t>
+              <w:t xml:space="preserve">Yeni UUID ile tekrar gönder — ZIP/XML adı yeni UUID ile eşleşmeli (Fatura ID/numara aynı kalır)</w:t>
             </w:r>
           </w:p>
         </w:tc>
@@ -13557,7 +14084,7 @@
                 <w:sz w:val="18"/>
                 <w:szCs w:val="18"/>
               </w:rPr>
-              <w:t xml:space="preserve">Aynı UUID tekrar gönder</w:t>
+              <w:t xml:space="preserve">Yeni UUID ile tekrar gönder (Fatura ID/numara aynı kalır)</w:t>
             </w:r>
           </w:p>
         </w:tc>
@@ -13913,7 +14440,7 @@
                 <w:sz w:val="18"/>
                 <w:szCs w:val="18"/>
               </w:rPr>
-              <w:t xml:space="preserve">Aynı UUID tekrar gönder</w:t>
+              <w:t xml:space="preserve">Yeni UUID ile tekrar gönder (Fatura ID/numara aynı kalır)</w:t>
             </w:r>
           </w:p>
         </w:tc>
@@ -14002,7 +14529,7 @@
                 <w:sz w:val="18"/>
                 <w:szCs w:val="18"/>
               </w:rPr>
-              <w:t xml:space="preserve">Aynı UUID tekrar gönder — iptal gerekmez</w:t>
+              <w:t xml:space="preserve">Yeni UUID ile tekrar gönder — iptal gerekmez (Fatura ID/numara aynı kalır)</w:t>
             </w:r>
           </w:p>
         </w:tc>
@@ -14091,7 +14618,719 @@
                 <w:sz w:val="18"/>
                 <w:szCs w:val="18"/>
               </w:rPr>
-              <w:t xml:space="preserve">Aynı UUID tekrar gönder</w:t>
+              <w:t xml:space="preserve">Yeni UUID ile tekrar gönder (Fatura ID/numara aynı kalır)</w:t>
+            </w:r>
+          </w:p>
+        </w:tc>
+      </w:tr>
+      <w:tr>
+        <w:tc>
+          <w:tcPr>
+            <w:tcW w:type="dxa" w:w="1000"/>
+            <w:tcBorders>
+              <w:top w:val="single" w:color="BBBBBB" w:sz="1"/>
+              <w:left w:val="single" w:color="BBBBBB" w:sz="1"/>
+              <w:bottom w:val="single" w:color="BBBBBB" w:sz="1"/>
+              <w:right w:val="single" w:color="BBBBBB" w:sz="1"/>
+            </w:tcBorders>
+            <w:shd w:fill="F4F4F4" w:val="clear"/>
+            <w:tcMar>
+              <w:top w:type="dxa" w:w="80"/>
+              <w:left w:type="dxa" w:w="120"/>
+              <w:bottom w:type="dxa" w:w="80"/>
+              <w:right w:type="dxa" w:w="120"/>
+            </w:tcMar>
+          </w:tcPr>
+          <w:p>
+            <w:r>
+              <w:rPr>
+                <w:rFonts w:ascii="Arial" w:cs="Arial" w:eastAsia="Arial" w:hAnsi="Arial"/>
+                <w:color w:val="1A1A1A"/>
+                <w:sz w:val="18"/>
+                <w:szCs w:val="18"/>
+              </w:rPr>
+              <w:t xml:space="preserve">1176–1177</w:t>
+            </w:r>
+          </w:p>
+        </w:tc>
+        <w:tc>
+          <w:tcPr>
+            <w:tcW w:type="dxa" w:w="3400"/>
+            <w:tcBorders>
+              <w:top w:val="single" w:color="BBBBBB" w:sz="1"/>
+              <w:left w:val="single" w:color="BBBBBB" w:sz="1"/>
+              <w:bottom w:val="single" w:color="BBBBBB" w:sz="1"/>
+              <w:right w:val="single" w:color="BBBBBB" w:sz="1"/>
+            </w:tcBorders>
+            <w:shd w:fill="F4F4F4" w:val="clear"/>
+            <w:tcMar>
+              <w:top w:type="dxa" w:w="80"/>
+              <w:left w:type="dxa" w:w="120"/>
+              <w:bottom w:type="dxa" w:w="80"/>
+              <w:right w:type="dxa" w:w="120"/>
+            </w:tcMar>
+          </w:tcPr>
+          <w:p>
+            <w:r>
+              <w:rPr>
+                <w:rFonts w:ascii="Arial" w:cs="Arial" w:eastAsia="Arial" w:hAnsi="Arial"/>
+                <w:color w:val="1A1A1A"/>
+                <w:sz w:val="18"/>
+                <w:szCs w:val="18"/>
+              </w:rPr>
+              <w:t xml:space="preserve">İmza sahibi yetkisiz / imza doğrulama geçersiz</w:t>
+            </w:r>
+          </w:p>
+        </w:tc>
+        <w:tc>
+          <w:tcPr>
+            <w:tcW w:type="dxa" w:w="4626"/>
+            <w:tcBorders>
+              <w:top w:val="single" w:color="BBBBBB" w:sz="1"/>
+              <w:left w:val="single" w:color="BBBBBB" w:sz="1"/>
+              <w:bottom w:val="single" w:color="BBBBBB" w:sz="1"/>
+              <w:right w:val="single" w:color="BBBBBB" w:sz="1"/>
+            </w:tcBorders>
+            <w:shd w:fill="F4F4F4" w:val="clear"/>
+            <w:tcMar>
+              <w:top w:type="dxa" w:w="80"/>
+              <w:left w:type="dxa" w:w="120"/>
+              <w:bottom w:type="dxa" w:w="80"/>
+              <w:right w:type="dxa" w:w="120"/>
+            </w:tcMar>
+          </w:tcPr>
+          <w:p>
+            <w:r>
+              <w:rPr>
+                <w:rFonts w:ascii="Arial" w:cs="Arial" w:eastAsia="Arial" w:hAnsi="Arial"/>
+                <w:color w:val="1A1A1A"/>
+                <w:sz w:val="18"/>
+                <w:szCs w:val="18"/>
+              </w:rPr>
+              <w:t xml:space="preserve">Sovos teknik destek gerekir — GIB_SOVOS_SUPPORT, kullanıcı tarafından çözülemez</w:t>
+            </w:r>
+          </w:p>
+        </w:tc>
+      </w:tr>
+      <w:tr>
+        <w:tc>
+          <w:tcPr>
+            <w:tcW w:type="dxa" w:w="1000"/>
+            <w:tcBorders>
+              <w:top w:val="single" w:color="BBBBBB" w:sz="1"/>
+              <w:left w:val="single" w:color="BBBBBB" w:sz="1"/>
+              <w:bottom w:val="single" w:color="BBBBBB" w:sz="1"/>
+              <w:right w:val="single" w:color="BBBBBB" w:sz="1"/>
+            </w:tcBorders>
+            <w:shd w:fill="FFFFFF" w:val="clear"/>
+            <w:tcMar>
+              <w:top w:type="dxa" w:w="80"/>
+              <w:left w:type="dxa" w:w="120"/>
+              <w:bottom w:type="dxa" w:w="80"/>
+              <w:right w:type="dxa" w:w="120"/>
+            </w:tcMar>
+          </w:tcPr>
+          <w:p>
+            <w:r>
+              <w:rPr>
+                <w:rFonts w:ascii="Arial" w:cs="Arial" w:eastAsia="Arial" w:hAnsi="Arial"/>
+                <w:color w:val="1A1A1A"/>
+                <w:sz w:val="18"/>
+                <w:szCs w:val="18"/>
+              </w:rPr>
+              <w:t xml:space="preserve">1180</w:t>
+            </w:r>
+          </w:p>
+        </w:tc>
+        <w:tc>
+          <w:tcPr>
+            <w:tcW w:type="dxa" w:w="3400"/>
+            <w:tcBorders>
+              <w:top w:val="single" w:color="BBBBBB" w:sz="1"/>
+              <w:left w:val="single" w:color="BBBBBB" w:sz="1"/>
+              <w:bottom w:val="single" w:color="BBBBBB" w:sz="1"/>
+              <w:right w:val="single" w:color="BBBBBB" w:sz="1"/>
+            </w:tcBorders>
+            <w:shd w:fill="FFFFFF" w:val="clear"/>
+            <w:tcMar>
+              <w:top w:type="dxa" w:w="80"/>
+              <w:left w:type="dxa" w:w="120"/>
+              <w:bottom w:type="dxa" w:w="80"/>
+              <w:right w:type="dxa" w:w="120"/>
+            </w:tcMar>
+          </w:tcPr>
+          <w:p>
+            <w:r>
+              <w:rPr>
+                <w:rFonts w:ascii="Arial" w:cs="Arial" w:eastAsia="Arial" w:hAnsi="Arial"/>
+                <w:color w:val="1A1A1A"/>
+                <w:sz w:val="18"/>
+                <w:szCs w:val="18"/>
+              </w:rPr>
+              <w:t xml:space="preserve">Adres kontrol edilemedi</w:t>
+            </w:r>
+          </w:p>
+        </w:tc>
+        <w:tc>
+          <w:tcPr>
+            <w:tcW w:type="dxa" w:w="4626"/>
+            <w:tcBorders>
+              <w:top w:val="single" w:color="BBBBBB" w:sz="1"/>
+              <w:left w:val="single" w:color="BBBBBB" w:sz="1"/>
+              <w:bottom w:val="single" w:color="BBBBBB" w:sz="1"/>
+              <w:right w:val="single" w:color="BBBBBB" w:sz="1"/>
+            </w:tcBorders>
+            <w:shd w:fill="FFFFFF" w:val="clear"/>
+            <w:tcMar>
+              <w:top w:type="dxa" w:w="80"/>
+              <w:left w:type="dxa" w:w="120"/>
+              <w:bottom w:type="dxa" w:w="80"/>
+              <w:right w:type="dxa" w:w="120"/>
+            </w:tcMar>
+          </w:tcPr>
+          <w:p>
+            <w:r>
+              <w:rPr>
+                <w:rFonts w:ascii="Arial" w:cs="Arial" w:eastAsia="Arial" w:hAnsi="Arial"/>
+                <w:color w:val="1A1A1A"/>
+                <w:sz w:val="18"/>
+                <w:szCs w:val="18"/>
+              </w:rPr>
+              <w:t xml:space="preserve">Yeni UUID ile tekrar gönder (Fatura ID/numara aynı kalır)</w:t>
+            </w:r>
+          </w:p>
+        </w:tc>
+      </w:tr>
+      <w:tr>
+        <w:tc>
+          <w:tcPr>
+            <w:tcW w:type="dxa" w:w="1000"/>
+            <w:tcBorders>
+              <w:top w:val="single" w:color="BBBBBB" w:sz="1"/>
+              <w:left w:val="single" w:color="BBBBBB" w:sz="1"/>
+              <w:bottom w:val="single" w:color="BBBBBB" w:sz="1"/>
+              <w:right w:val="single" w:color="BBBBBB" w:sz="1"/>
+            </w:tcBorders>
+            <w:shd w:fill="F4F4F4" w:val="clear"/>
+            <w:tcMar>
+              <w:top w:type="dxa" w:w="80"/>
+              <w:left w:type="dxa" w:w="120"/>
+              <w:bottom w:type="dxa" w:w="80"/>
+              <w:right w:type="dxa" w:w="120"/>
+            </w:tcMar>
+          </w:tcPr>
+          <w:p>
+            <w:r>
+              <w:rPr>
+                <w:rFonts w:ascii="Arial" w:cs="Arial" w:eastAsia="Arial" w:hAnsi="Arial"/>
+                <w:color w:val="1A1A1A"/>
+                <w:sz w:val="18"/>
+                <w:szCs w:val="18"/>
+              </w:rPr>
+              <w:t xml:space="preserve">1181</w:t>
+            </w:r>
+          </w:p>
+        </w:tc>
+        <w:tc>
+          <w:tcPr>
+            <w:tcW w:type="dxa" w:w="3400"/>
+            <w:tcBorders>
+              <w:top w:val="single" w:color="BBBBBB" w:sz="1"/>
+              <w:left w:val="single" w:color="BBBBBB" w:sz="1"/>
+              <w:bottom w:val="single" w:color="BBBBBB" w:sz="1"/>
+              <w:right w:val="single" w:color="BBBBBB" w:sz="1"/>
+            </w:tcBorders>
+            <w:shd w:fill="F4F4F4" w:val="clear"/>
+            <w:tcMar>
+              <w:top w:type="dxa" w:w="80"/>
+              <w:left w:type="dxa" w:w="120"/>
+              <w:bottom w:type="dxa" w:w="80"/>
+              <w:right w:type="dxa" w:w="120"/>
+            </w:tcMar>
+          </w:tcPr>
+          <w:p>
+            <w:r>
+              <w:rPr>
+                <w:rFonts w:ascii="Arial" w:cs="Arial" w:eastAsia="Arial" w:hAnsi="Arial"/>
+                <w:color w:val="1A1A1A"/>
+                <w:sz w:val="18"/>
+                <w:szCs w:val="18"/>
+              </w:rPr>
+              <w:t xml:space="preserve">Adres bulunamadı — VKN/alias eşleşmesi yok</w:t>
+            </w:r>
+          </w:p>
+        </w:tc>
+        <w:tc>
+          <w:tcPr>
+            <w:tcW w:type="dxa" w:w="4626"/>
+            <w:tcBorders>
+              <w:top w:val="single" w:color="BBBBBB" w:sz="1"/>
+              <w:left w:val="single" w:color="BBBBBB" w:sz="1"/>
+              <w:bottom w:val="single" w:color="BBBBBB" w:sz="1"/>
+              <w:right w:val="single" w:color="BBBBBB" w:sz="1"/>
+            </w:tcBorders>
+            <w:shd w:fill="F4F4F4" w:val="clear"/>
+            <w:tcMar>
+              <w:top w:type="dxa" w:w="80"/>
+              <w:left w:type="dxa" w:w="120"/>
+              <w:bottom w:type="dxa" w:w="80"/>
+              <w:right w:type="dxa" w:w="120"/>
+            </w:tcMar>
+          </w:tcPr>
+          <w:p>
+            <w:r>
+              <w:rPr>
+                <w:rFonts w:ascii="Arial" w:cs="Arial" w:eastAsia="Arial" w:hAnsi="Arial"/>
+                <w:color w:val="1A1A1A"/>
+                <w:sz w:val="18"/>
+                <w:szCs w:val="18"/>
+              </w:rPr>
+              <w:t xml:space="preserve">x_efatura_alias kontrolü + GetUserList ile alias güncelle, sonra yeni UUID ile tekrar gönder</w:t>
+            </w:r>
+          </w:p>
+        </w:tc>
+      </w:tr>
+      <w:tr>
+        <w:tc>
+          <w:tcPr>
+            <w:tcW w:type="dxa" w:w="1000"/>
+            <w:tcBorders>
+              <w:top w:val="single" w:color="BBBBBB" w:sz="1"/>
+              <w:left w:val="single" w:color="BBBBBB" w:sz="1"/>
+              <w:bottom w:val="single" w:color="BBBBBB" w:sz="1"/>
+              <w:right w:val="single" w:color="BBBBBB" w:sz="1"/>
+            </w:tcBorders>
+            <w:shd w:fill="FFFFFF" w:val="clear"/>
+            <w:tcMar>
+              <w:top w:type="dxa" w:w="80"/>
+              <w:left w:type="dxa" w:w="120"/>
+              <w:bottom w:type="dxa" w:w="80"/>
+              <w:right w:type="dxa" w:w="120"/>
+            </w:tcMar>
+          </w:tcPr>
+          <w:p>
+            <w:r>
+              <w:rPr>
+                <w:rFonts w:ascii="Arial" w:cs="Arial" w:eastAsia="Arial" w:hAnsi="Arial"/>
+                <w:color w:val="1A1A1A"/>
+                <w:sz w:val="18"/>
+                <w:szCs w:val="18"/>
+              </w:rPr>
+              <w:t xml:space="preserve">1182–1183</w:t>
+            </w:r>
+          </w:p>
+        </w:tc>
+        <w:tc>
+          <w:tcPr>
+            <w:tcW w:type="dxa" w:w="3400"/>
+            <w:tcBorders>
+              <w:top w:val="single" w:color="BBBBBB" w:sz="1"/>
+              <w:left w:val="single" w:color="BBBBBB" w:sz="1"/>
+              <w:bottom w:val="single" w:color="BBBBBB" w:sz="1"/>
+              <w:right w:val="single" w:color="BBBBBB" w:sz="1"/>
+            </w:tcBorders>
+            <w:shd w:fill="FFFFFF" w:val="clear"/>
+            <w:tcMar>
+              <w:top w:type="dxa" w:w="80"/>
+              <w:left w:type="dxa" w:w="120"/>
+              <w:bottom w:type="dxa" w:w="80"/>
+              <w:right w:type="dxa" w:w="120"/>
+            </w:tcMar>
+          </w:tcPr>
+          <w:p>
+            <w:r>
+              <w:rPr>
+                <w:rFonts w:ascii="Arial" w:cs="Arial" w:eastAsia="Arial" w:hAnsi="Arial"/>
+                <w:color w:val="1A1A1A"/>
+                <w:sz w:val="18"/>
+                <w:szCs w:val="18"/>
+              </w:rPr>
+              <w:t xml:space="preserve">Kullanıcı ekleme/silme hatası</w:t>
+            </w:r>
+          </w:p>
+        </w:tc>
+        <w:tc>
+          <w:tcPr>
+            <w:tcW w:type="dxa" w:w="4626"/>
+            <w:tcBorders>
+              <w:top w:val="single" w:color="BBBBBB" w:sz="1"/>
+              <w:left w:val="single" w:color="BBBBBB" w:sz="1"/>
+              <w:bottom w:val="single" w:color="BBBBBB" w:sz="1"/>
+              <w:right w:val="single" w:color="BBBBBB" w:sz="1"/>
+            </w:tcBorders>
+            <w:shd w:fill="FFFFFF" w:val="clear"/>
+            <w:tcMar>
+              <w:top w:type="dxa" w:w="80"/>
+              <w:left w:type="dxa" w:w="120"/>
+              <w:bottom w:type="dxa" w:w="80"/>
+              <w:right w:type="dxa" w:w="120"/>
+            </w:tcMar>
+          </w:tcPr>
+          <w:p>
+            <w:r>
+              <w:rPr>
+                <w:rFonts w:ascii="Arial" w:cs="Arial" w:eastAsia="Arial" w:hAnsi="Arial"/>
+                <w:color w:val="1A1A1A"/>
+                <w:sz w:val="18"/>
+                <w:szCs w:val="18"/>
+              </w:rPr>
+              <w:t xml:space="preserve">Yeni UUID ile tekrar gönder (Fatura ID/numara aynı kalır)</w:t>
+            </w:r>
+          </w:p>
+        </w:tc>
+      </w:tr>
+      <w:tr>
+        <w:tc>
+          <w:tcPr>
+            <w:tcW w:type="dxa" w:w="1000"/>
+            <w:tcBorders>
+              <w:top w:val="single" w:color="BBBBBB" w:sz="1"/>
+              <w:left w:val="single" w:color="BBBBBB" w:sz="1"/>
+              <w:bottom w:val="single" w:color="BBBBBB" w:sz="1"/>
+              <w:right w:val="single" w:color="BBBBBB" w:sz="1"/>
+            </w:tcBorders>
+            <w:shd w:fill="F4F4F4" w:val="clear"/>
+            <w:tcMar>
+              <w:top w:type="dxa" w:w="80"/>
+              <w:left w:type="dxa" w:w="120"/>
+              <w:bottom w:type="dxa" w:w="80"/>
+              <w:right w:type="dxa" w:w="120"/>
+            </w:tcMar>
+          </w:tcPr>
+          <w:p>
+            <w:r>
+              <w:rPr>
+                <w:rFonts w:ascii="Arial" w:cs="Arial" w:eastAsia="Arial" w:hAnsi="Arial"/>
+                <w:color w:val="1A1A1A"/>
+                <w:sz w:val="18"/>
+                <w:szCs w:val="18"/>
+              </w:rPr>
+              <w:t xml:space="preserve">1190</w:t>
+            </w:r>
+          </w:p>
+        </w:tc>
+        <w:tc>
+          <w:tcPr>
+            <w:tcW w:type="dxa" w:w="3400"/>
+            <w:tcBorders>
+              <w:top w:val="single" w:color="BBBBBB" w:sz="1"/>
+              <w:left w:val="single" w:color="BBBBBB" w:sz="1"/>
+              <w:bottom w:val="single" w:color="BBBBBB" w:sz="1"/>
+              <w:right w:val="single" w:color="BBBBBB" w:sz="1"/>
+            </w:tcBorders>
+            <w:shd w:fill="F4F4F4" w:val="clear"/>
+            <w:tcMar>
+              <w:top w:type="dxa" w:w="80"/>
+              <w:left w:type="dxa" w:w="120"/>
+              <w:bottom w:type="dxa" w:w="80"/>
+              <w:right w:type="dxa" w:w="120"/>
+            </w:tcMar>
+          </w:tcPr>
+          <w:p>
+            <w:r>
+              <w:rPr>
+                <w:rFonts w:ascii="Arial" w:cs="Arial" w:eastAsia="Arial" w:hAnsi="Arial"/>
+                <w:color w:val="1A1A1A"/>
+                <w:sz w:val="18"/>
+                <w:szCs w:val="18"/>
+              </w:rPr>
+              <w:t xml:space="preserve">Sistem yanıtı hazırlanamadı</w:t>
+            </w:r>
+          </w:p>
+        </w:tc>
+        <w:tc>
+          <w:tcPr>
+            <w:tcW w:type="dxa" w:w="4626"/>
+            <w:tcBorders>
+              <w:top w:val="single" w:color="BBBBBB" w:sz="1"/>
+              <w:left w:val="single" w:color="BBBBBB" w:sz="1"/>
+              <w:bottom w:val="single" w:color="BBBBBB" w:sz="1"/>
+              <w:right w:val="single" w:color="BBBBBB" w:sz="1"/>
+            </w:tcBorders>
+            <w:shd w:fill="F4F4F4" w:val="clear"/>
+            <w:tcMar>
+              <w:top w:type="dxa" w:w="80"/>
+              <w:left w:type="dxa" w:w="120"/>
+              <w:bottom w:type="dxa" w:w="80"/>
+              <w:right w:type="dxa" w:w="120"/>
+            </w:tcMar>
+          </w:tcPr>
+          <w:p>
+            <w:r>
+              <w:rPr>
+                <w:rFonts w:ascii="Arial" w:cs="Arial" w:eastAsia="Arial" w:hAnsi="Arial"/>
+                <w:color w:val="1A1A1A"/>
+                <w:sz w:val="18"/>
+                <w:szCs w:val="18"/>
+              </w:rPr>
+              <w:t xml:space="preserve">Geçici hata — yeni UUID ile tekrar gönder (Fatura ID/numara aynı kalır)</w:t>
+            </w:r>
+          </w:p>
+        </w:tc>
+      </w:tr>
+      <w:tr>
+        <w:tc>
+          <w:tcPr>
+            <w:tcW w:type="dxa" w:w="1000"/>
+            <w:tcBorders>
+              <w:top w:val="single" w:color="BBBBBB" w:sz="1"/>
+              <w:left w:val="single" w:color="BBBBBB" w:sz="1"/>
+              <w:bottom w:val="single" w:color="BBBBBB" w:sz="1"/>
+              <w:right w:val="single" w:color="BBBBBB" w:sz="1"/>
+            </w:tcBorders>
+            <w:shd w:fill="FFFFFF" w:val="clear"/>
+            <w:tcMar>
+              <w:top w:type="dxa" w:w="80"/>
+              <w:left w:type="dxa" w:w="120"/>
+              <w:bottom w:type="dxa" w:w="80"/>
+              <w:right w:type="dxa" w:w="120"/>
+            </w:tcMar>
+          </w:tcPr>
+          <w:p>
+            <w:r>
+              <w:rPr>
+                <w:rFonts w:ascii="Arial" w:cs="Arial" w:eastAsia="Arial" w:hAnsi="Arial"/>
+                <w:color w:val="1A1A1A"/>
+                <w:sz w:val="18"/>
+                <w:szCs w:val="18"/>
+              </w:rPr>
+              <w:t xml:space="preserve">1195</w:t>
+            </w:r>
+          </w:p>
+        </w:tc>
+        <w:tc>
+          <w:tcPr>
+            <w:tcW w:type="dxa" w:w="3400"/>
+            <w:tcBorders>
+              <w:top w:val="single" w:color="BBBBBB" w:sz="1"/>
+              <w:left w:val="single" w:color="BBBBBB" w:sz="1"/>
+              <w:bottom w:val="single" w:color="BBBBBB" w:sz="1"/>
+              <w:right w:val="single" w:color="BBBBBB" w:sz="1"/>
+            </w:tcBorders>
+            <w:shd w:fill="FFFFFF" w:val="clear"/>
+            <w:tcMar>
+              <w:top w:type="dxa" w:w="80"/>
+              <w:left w:type="dxa" w:w="120"/>
+              <w:bottom w:type="dxa" w:w="80"/>
+              <w:right w:type="dxa" w:w="120"/>
+            </w:tcMar>
+          </w:tcPr>
+          <w:p>
+            <w:r>
+              <w:rPr>
+                <w:rFonts w:ascii="Arial" w:cs="Arial" w:eastAsia="Arial" w:hAnsi="Arial"/>
+                <w:color w:val="1A1A1A"/>
+                <w:sz w:val="18"/>
+                <w:szCs w:val="18"/>
+              </w:rPr>
+              <w:t xml:space="preserve">Sistem hatası (GİB tarafı)</w:t>
+            </w:r>
+          </w:p>
+        </w:tc>
+        <w:tc>
+          <w:tcPr>
+            <w:tcW w:type="dxa" w:w="4626"/>
+            <w:tcBorders>
+              <w:top w:val="single" w:color="BBBBBB" w:sz="1"/>
+              <w:left w:val="single" w:color="BBBBBB" w:sz="1"/>
+              <w:bottom w:val="single" w:color="BBBBBB" w:sz="1"/>
+              <w:right w:val="single" w:color="BBBBBB" w:sz="1"/>
+            </w:tcBorders>
+            <w:shd w:fill="FFFFFF" w:val="clear"/>
+            <w:tcMar>
+              <w:top w:type="dxa" w:w="80"/>
+              <w:left w:type="dxa" w:w="120"/>
+              <w:bottom w:type="dxa" w:w="80"/>
+              <w:right w:type="dxa" w:w="120"/>
+            </w:tcMar>
+          </w:tcPr>
+          <w:p>
+            <w:r>
+              <w:rPr>
+                <w:rFonts w:ascii="Arial" w:cs="Arial" w:eastAsia="Arial" w:hAnsi="Arial"/>
+                <w:color w:val="1A1A1A"/>
+                <w:sz w:val="18"/>
+                <w:szCs w:val="18"/>
+              </w:rPr>
+              <w:t xml:space="preserve">Geçici hata — yeni UUID ile tekrar gönder (Fatura ID/numara aynı kalır)</w:t>
+            </w:r>
+          </w:p>
+        </w:tc>
+      </w:tr>
+      <w:tr>
+        <w:tc>
+          <w:tcPr>
+            <w:tcW w:type="dxa" w:w="1000"/>
+            <w:tcBorders>
+              <w:top w:val="single" w:color="BBBBBB" w:sz="1"/>
+              <w:left w:val="single" w:color="BBBBBB" w:sz="1"/>
+              <w:bottom w:val="single" w:color="BBBBBB" w:sz="1"/>
+              <w:right w:val="single" w:color="BBBBBB" w:sz="1"/>
+            </w:tcBorders>
+            <w:shd w:fill="F4F4F4" w:val="clear"/>
+            <w:tcMar>
+              <w:top w:type="dxa" w:w="80"/>
+              <w:left w:type="dxa" w:w="120"/>
+              <w:bottom w:type="dxa" w:w="80"/>
+              <w:right w:type="dxa" w:w="120"/>
+            </w:tcMar>
+          </w:tcPr>
+          <w:p>
+            <w:r>
+              <w:rPr>
+                <w:rFonts w:ascii="Arial" w:cs="Arial" w:eastAsia="Arial" w:hAnsi="Arial"/>
+                <w:color w:val="1A1A1A"/>
+                <w:sz w:val="18"/>
+                <w:szCs w:val="18"/>
+              </w:rPr>
+              <w:t xml:space="preserve">1200</w:t>
+            </w:r>
+          </w:p>
+        </w:tc>
+        <w:tc>
+          <w:tcPr>
+            <w:tcW w:type="dxa" w:w="3400"/>
+            <w:tcBorders>
+              <w:top w:val="single" w:color="BBBBBB" w:sz="1"/>
+              <w:left w:val="single" w:color="BBBBBB" w:sz="1"/>
+              <w:bottom w:val="single" w:color="BBBBBB" w:sz="1"/>
+              <w:right w:val="single" w:color="BBBBBB" w:sz="1"/>
+            </w:tcBorders>
+            <w:shd w:fill="F4F4F4" w:val="clear"/>
+            <w:tcMar>
+              <w:top w:type="dxa" w:w="80"/>
+              <w:left w:type="dxa" w:w="120"/>
+              <w:bottom w:type="dxa" w:w="80"/>
+              <w:right w:type="dxa" w:w="120"/>
+            </w:tcMar>
+          </w:tcPr>
+          <w:p>
+            <w:r>
+              <w:rPr>
+                <w:rFonts w:ascii="Arial" w:cs="Arial" w:eastAsia="Arial" w:hAnsi="Arial"/>
+                <w:color w:val="1A1A1A"/>
+                <w:sz w:val="18"/>
+                <w:szCs w:val="18"/>
+              </w:rPr>
+              <w:t xml:space="preserve">Zarf başarıyla işlendi (GİB'te) — alıcıya gönderim başlatıldı</w:t>
+            </w:r>
+          </w:p>
+        </w:tc>
+        <w:tc>
+          <w:tcPr>
+            <w:tcW w:type="dxa" w:w="4626"/>
+            <w:tcBorders>
+              <w:top w:val="single" w:color="BBBBBB" w:sz="1"/>
+              <w:left w:val="single" w:color="BBBBBB" w:sz="1"/>
+              <w:bottom w:val="single" w:color="BBBBBB" w:sz="1"/>
+              <w:right w:val="single" w:color="BBBBBB" w:sz="1"/>
+            </w:tcBorders>
+            <w:shd w:fill="F4F4F4" w:val="clear"/>
+            <w:tcMar>
+              <w:top w:type="dxa" w:w="80"/>
+              <w:left w:type="dxa" w:w="120"/>
+              <w:bottom w:type="dxa" w:w="80"/>
+              <w:right w:type="dxa" w:w="120"/>
+            </w:tcMar>
+          </w:tcPr>
+          <w:p>
+            <w:r>
+              <w:rPr>
+                <w:rFonts w:ascii="Arial" w:cs="Arial" w:eastAsia="Arial" w:hAnsi="Arial"/>
+                <w:color w:val="1A1A1A"/>
+                <w:sz w:val="18"/>
+                <w:szCs w:val="18"/>
+              </w:rPr>
+              <w:t xml:space="preserve">Bekle — GIB_PENDING; 1300/1220/1210/1215'e geçiş cron ile takip edilir, gönderim yapılmaz</w:t>
+            </w:r>
+          </w:p>
+        </w:tc>
+      </w:tr>
+      <w:tr>
+        <w:tc>
+          <w:tcPr>
+            <w:tcW w:type="dxa" w:w="1000"/>
+            <w:tcBorders>
+              <w:top w:val="single" w:color="BBBBBB" w:sz="1"/>
+              <w:left w:val="single" w:color="BBBBBB" w:sz="1"/>
+              <w:bottom w:val="single" w:color="BBBBBB" w:sz="1"/>
+              <w:right w:val="single" w:color="BBBBBB" w:sz="1"/>
+            </w:tcBorders>
+            <w:shd w:fill="FFFFFF" w:val="clear"/>
+            <w:tcMar>
+              <w:top w:type="dxa" w:w="80"/>
+              <w:left w:type="dxa" w:w="120"/>
+              <w:bottom w:type="dxa" w:w="80"/>
+              <w:right w:type="dxa" w:w="120"/>
+            </w:tcMar>
+          </w:tcPr>
+          <w:p>
+            <w:r>
+              <w:rPr>
+                <w:rFonts w:ascii="Arial" w:cs="Arial" w:eastAsia="Arial" w:hAnsi="Arial"/>
+                <w:color w:val="1A1A1A"/>
+                <w:sz w:val="18"/>
+                <w:szCs w:val="18"/>
+              </w:rPr>
+              <w:t xml:space="preserve">1220</w:t>
+            </w:r>
+          </w:p>
+        </w:tc>
+        <w:tc>
+          <w:tcPr>
+            <w:tcW w:type="dxa" w:w="3400"/>
+            <w:tcBorders>
+              <w:top w:val="single" w:color="BBBBBB" w:sz="1"/>
+              <w:left w:val="single" w:color="BBBBBB" w:sz="1"/>
+              <w:bottom w:val="single" w:color="BBBBBB" w:sz="1"/>
+              <w:right w:val="single" w:color="BBBBBB" w:sz="1"/>
+            </w:tcBorders>
+            <w:shd w:fill="FFFFFF" w:val="clear"/>
+            <w:tcMar>
+              <w:top w:type="dxa" w:w="80"/>
+              <w:left w:type="dxa" w:w="120"/>
+              <w:bottom w:type="dxa" w:w="80"/>
+              <w:right w:type="dxa" w:w="120"/>
+            </w:tcMar>
+          </w:tcPr>
+          <w:p>
+            <w:r>
+              <w:rPr>
+                <w:rFonts w:ascii="Arial" w:cs="Arial" w:eastAsia="Arial" w:hAnsi="Arial"/>
+                <w:color w:val="1A1A1A"/>
+                <w:sz w:val="18"/>
+                <w:szCs w:val="18"/>
+              </w:rPr>
+              <w:t xml:space="preserve">Hedeften sistem yanıtı gelmedi — alıcı zarfı aldı, işleyip işleyemediğini bildirmedi</w:t>
+            </w:r>
+          </w:p>
+        </w:tc>
+        <w:tc>
+          <w:tcPr>
+            <w:tcW w:type="dxa" w:w="4626"/>
+            <w:tcBorders>
+              <w:top w:val="single" w:color="BBBBBB" w:sz="1"/>
+              <w:left w:val="single" w:color="BBBBBB" w:sz="1"/>
+              <w:bottom w:val="single" w:color="BBBBBB" w:sz="1"/>
+              <w:right w:val="single" w:color="BBBBBB" w:sz="1"/>
+            </w:tcBorders>
+            <w:shd w:fill="FFFFFF" w:val="clear"/>
+            <w:tcMar>
+              <w:top w:type="dxa" w:w="80"/>
+              <w:left w:type="dxa" w:w="120"/>
+              <w:bottom w:type="dxa" w:w="80"/>
+              <w:right w:type="dxa" w:w="120"/>
+            </w:tcMar>
+          </w:tcPr>
+          <w:p>
+            <w:r>
+              <w:rPr>
+                <w:rFonts w:ascii="Arial" w:cs="Arial" w:eastAsia="Arial" w:hAnsi="Arial"/>
+                <w:color w:val="1A1A1A"/>
+                <w:sz w:val="18"/>
+                <w:szCs w:val="18"/>
+              </w:rPr>
+              <w:t xml:space="preserve">Bekle — GIB_PENDING; KESİNLİKLE TEKRAR GÖNDERİLMEZ (mükerrer gönderim → 1163)</w:t>
             </w:r>
           </w:p>
         </w:tc>
@@ -14499,7 +15738,7 @@
                 <w:sz w:val="18"/>
                 <w:szCs w:val="18"/>
               </w:rPr>
-              <w:t xml:space="preserve">Admin bildirimi + manuel müdahale</w:t>
+              <w:t xml:space="preserve">x_gib_admin_notified=True (tek seferlik admin bildirimi) — bu zarftaki fatura ve uygulama yanıtları hükümsüz sayılır, KESİNLİKLE tekrar gönderilmez; yeni UUID ile yeni gönderim başlatılır</w:t>
             </w:r>
           </w:p>
         </w:tc>
@@ -15138,7 +16377,7 @@
           <w:sz w:val="20"/>
           <w:szCs w:val="20"/>
         </w:rPr>
-        <w:t xml:space="preserve">'Tekrar Gönder' wizard: XML yeniden üretilir (düzeltilmiş verilerle), aynı UUID</w:t>
+        <w:t xml:space="preserve">'Tekrar Gönder' wizard: XML yeniden üretilir (düzeltilmiş verilerle), YENİ UUID ile — Fatura ID/numara değişmez. Aynı UUID ile yeniden gönderim 1163 (mükerrer UUID) hatasına yol açar</w:t>
       </w:r>
     </w:p>
     <w:p>
@@ -15973,7 +17212,7 @@
                 <w:sz w:val="18"/>
                 <w:szCs w:val="18"/>
               </w:rPr>
-              <w:t xml:space="preserve">Muhasebeci güncel bilgi bekler</w:t>
+              <w:t xml:space="preserve">Muhasebeci güncel bilgi bekler — ⚠ getUBLList maksimum 1 günlük tarih aralığı destekler; her 15 dk'lık sorguda FromDate-ToDate aralığı buna göre yönetilmelidir (Sovos SSS WS API Soru 3, 5, 10)</w:t>
             </w:r>
           </w:p>
         </w:tc>
@@ -16786,6 +18025,105 @@
         <w:t xml:space="preserve">14.2 e-Fatura Gönderme</w:t>
       </w:r>
     </w:p>
+    <w:tbl>
+      <w:tblPr>
+        <w:tblW w:type="dxa" w:w="9026"/>
+        <w:tblBorders>
+          <w:top w:val="single" w:color="auto" w:sz="4"/>
+          <w:left w:val="single" w:color="auto" w:sz="4"/>
+          <w:bottom w:val="single" w:color="auto" w:sz="4"/>
+          <w:right w:val="single" w:color="auto" w:sz="4"/>
+          <w:insideH w:val="single" w:color="auto" w:sz="4"/>
+          <w:insideV w:val="single" w:color="auto" w:sz="4"/>
+        </w:tblBorders>
+      </w:tblPr>
+      <w:tblGrid>
+        <w:gridCol w:w="560"/>
+        <w:gridCol w:w="8466"/>
+      </w:tblGrid>
+      <w:tr>
+        <w:tc>
+          <w:tcPr>
+            <w:tcW w:type="dxa" w:w="560"/>
+            <w:tcBorders>
+              <w:top w:val="single" w:color="2E6DB4" w:sz="1"/>
+              <w:left w:val="single" w:color="2E6DB4" w:sz="1"/>
+              <w:bottom w:val="single" w:color="2E6DB4" w:sz="1"/>
+              <w:right w:val="single" w:color="2E6DB4" w:sz="1"/>
+            </w:tcBorders>
+            <w:shd w:fill="D6E8FF" w:val="clear"/>
+            <w:tcMar>
+              <w:top w:type="dxa" w:w="100"/>
+              <w:left w:type="dxa" w:w="120"/>
+              <w:bottom w:type="dxa" w:w="100"/>
+              <w:right w:type="dxa" w:w="120"/>
+            </w:tcMar>
+            <w:vAlign w:val="center"/>
+          </w:tcPr>
+          <w:p>
+            <w:pPr>
+              <w:jc w:val="center"/>
+            </w:pPr>
+            <w:r>
+              <w:rPr>
+                <w:rFonts w:ascii="Arial" w:cs="Arial" w:eastAsia="Arial" w:hAnsi="Arial"/>
+                <w:sz w:val="22"/>
+                <w:szCs w:val="22"/>
+              </w:rPr>
+              <w:t xml:space="preserve">ℹ</w:t>
+            </w:r>
+          </w:p>
+        </w:tc>
+        <w:tc>
+          <w:tcPr>
+            <w:tcW w:type="dxa" w:w="8466"/>
+            <w:tcBorders>
+              <w:top w:val="single" w:color="2E6DB4" w:sz="1"/>
+              <w:left w:val="single" w:color="2E6DB4" w:sz="1"/>
+              <w:bottom w:val="single" w:color="2E6DB4" w:sz="1"/>
+              <w:right w:val="single" w:color="2E6DB4" w:sz="1"/>
+            </w:tcBorders>
+            <w:shd w:fill="D6E8FF" w:val="clear"/>
+            <w:tcMar>
+              <w:top w:type="dxa" w:w="100"/>
+              <w:left w:type="dxa" w:w="160"/>
+              <w:bottom w:type="dxa" w:w="100"/>
+              <w:right w:type="dxa" w:w="120"/>
+            </w:tcMar>
+          </w:tcPr>
+          <w:p>
+            <w:r>
+              <w:rPr>
+                <w:rFonts w:ascii="Arial" w:cs="Arial" w:eastAsia="Arial" w:hAnsi="Arial"/>
+                <w:b/>
+                <w:bCs/>
+                <w:color w:val="2E6DB4"/>
+                <w:sz w:val="19"/>
+                <w:szCs w:val="19"/>
+              </w:rPr>
+              <w:t xml:space="preserve">YENİ — UBL-TR Alan Gereksinimleri (FR-05): </w:t>
+            </w:r>
+            <w:r>
+              <w:rPr>
+                <w:rFonts w:ascii="Arial" w:cs="Arial" w:eastAsia="Arial" w:hAnsi="Arial"/>
+                <w:color w:val="1A1A1A"/>
+                <w:sz w:val="19"/>
+                <w:szCs w:val="19"/>
+              </w:rPr>
+              <w:t xml:space="preserve">UBLVersionID="2.1", CustomizationID="TR1.2" sabit değerlerdir (katalog versiyonu UBL-TR 1.2.1'dir — UBLVersionID ile karıştırılmamalı). CopyIndicator alanı zorunludur: asıl fatura için "false", suret için "true". IssueTime zorunlu değildir; gönderilirse Saat:Dakika:Saniye formatında olmalı ve UTC/yerel saat tutarlılığı sağlanmalıdır (UBL-TR Katalog v1.2.1).</w:t>
+            </w:r>
+          </w:p>
+        </w:tc>
+      </w:tr>
+    </w:tbl>
+    <w:p>
+      <w:pPr>
+        <w:spacing w:after="100" w:before="100"/>
+      </w:pPr>
+      <w:r>
+        <w:t xml:space="preserve"/>
+      </w:r>
+    </w:p>
     <w:p>
       <w:pPr>
         <w:shd w:fill="1E1E1E" w:val="clear"/>
@@ -16863,7 +18201,7 @@
           <w:sz w:val="17"/>
           <w:szCs w:val="17"/>
         </w:rPr>
-        <w:t xml:space="preserve">    ReceiverIdentifier=partner.x_efatura_alias or partner.vat,</w:t>
+        <w:t xml:space="preserve">    ReceiverIdentifier=partner.x_efatura_alias,  # ZORUNLU: GİB PK etiketi; boşsa getUserList cache'den doldur, VKN fallback GEÇERSİZ (1181)</w:t>
       </w:r>
     </w:p>
     <w:p>
@@ -17721,6 +19059,85 @@
     </w:p>
     <w:p>
       <w:pPr>
+        <w:pStyle w:val="Heading2"/>
+        <w:spacing w:after="120" w:before="280"/>
+      </w:pPr>
+      <w:r>
+        <w:rPr>
+          <w:rFonts w:ascii="Arial" w:cs="Arial" w:eastAsia="Arial" w:hAnsi="Arial"/>
+          <w:b/>
+          <w:bCs/>
+          <w:color w:val="2E6DB4"/>
+          <w:sz w:val="24"/>
+          <w:szCs w:val="24"/>
+        </w:rPr>
+        <w:t xml:space="preserve">14.5 YENİ: TICARIFATURA Uygulama Yanıtı (KABUL/RED) — Çoklu Yanıt Davranışı (FR-22)</w:t>
+      </w:r>
+    </w:p>
+    <w:p>
+      <w:pPr>
+        <w:pStyle w:val="ListParagraph"/>
+        <w:numPr>
+          <w:ilvl w:val="0"/>
+          <w:numId w:val="2"/>
+        </w:numPr>
+        <w:spacing w:after="60" w:before="60"/>
+      </w:pPr>
+      <w:r>
+        <w:rPr>
+          <w:rFonts w:ascii="Arial" w:cs="Arial" w:eastAsia="Arial" w:hAnsi="Arial"/>
+          <w:sz w:val="20"/>
+          <w:szCs w:val="20"/>
+        </w:rPr>
+        <w:t xml:space="preserve">8 gün içinde birden fazla ApplicationResponse (KABUL/RED) gönderilebilir; en son gönderilen yanıt geçerli sayılır</w:t>
+      </w:r>
+    </w:p>
+    <w:p>
+      <w:pPr>
+        <w:pStyle w:val="ListParagraph"/>
+        <w:numPr>
+          <w:ilvl w:val="0"/>
+          <w:numId w:val="2"/>
+        </w:numPr>
+        <w:spacing w:after="60" w:before="60"/>
+      </w:pPr>
+      <w:r>
+        <w:rPr>
+          <w:rFonts w:ascii="Arial" w:cs="Arial" w:eastAsia="Arial" w:hAnsi="Arial"/>
+          <w:sz w:val="20"/>
+          <w:szCs w:val="20"/>
+        </w:rPr>
+        <w:t xml:space="preserve">Fatura formunda x_inv_response_status alanı mevcut yanıt durumunu gösterir; kullanıcıya 8 gün dolmadan yanıtı değiştirme imkânı sunulur (yeni ApplicationResponse gönderimi ile)</w:t>
+      </w:r>
+    </w:p>
+    <w:p>
+      <w:pPr>
+        <w:pStyle w:val="ListParagraph"/>
+        <w:numPr>
+          <w:ilvl w:val="0"/>
+          <w:numId w:val="2"/>
+        </w:numPr>
+        <w:spacing w:after="60" w:before="60"/>
+      </w:pPr>
+      <w:r>
+        <w:rPr>
+          <w:rFonts w:ascii="Arial" w:cs="Arial" w:eastAsia="Arial" w:hAnsi="Arial"/>
+          <w:sz w:val="20"/>
+          <w:szCs w:val="20"/>
+        </w:rPr>
+        <w:t xml:space="preserve">⚠ Bazı alıcı sistemler birden fazla uygulama yanıtına izin vermeyebilir; bu durumda kullanıcıya alıcı sistemin güncellenmesi gerektiğine dair inline bilgilendirme gösterilir (Sovos SSS Soru 5)</w:t>
+      </w:r>
+    </w:p>
+    <w:p>
+      <w:pPr>
+        <w:spacing w:after="80" w:before="80"/>
+      </w:pPr>
+      <w:r>
+        <w:t xml:space="preserve"/>
+      </w:r>
+    </w:p>
+    <w:p>
+      <w:pPr>
         <w:pStyle w:val="Heading1"/>
         <w:pBdr>
           <w:bottom w:val="single" w:color="2E6DB4" w:sz="6" w:space="6"/>
@@ -17955,7 +19372,7 @@
                 <w:sz w:val="18"/>
                 <w:szCs w:val="18"/>
               </w:rPr>
-              <w:t xml:space="preserve">Aynı UUID düzelt + tekrar gönder</w:t>
+              <w:t xml:space="preserve">Yeni UUID ile düzelt + tekrar gönder (Fatura ID/numara aynı kalır)</w:t>
             </w:r>
           </w:p>
         </w:tc>
@@ -18290,6 +19707,60 @@
     </w:p>
     <w:p>
       <w:pPr>
+        <w:pStyle w:val="ListParagraph"/>
+        <w:numPr>
+          <w:ilvl w:val="0"/>
+          <w:numId w:val="2"/>
+        </w:numPr>
+        <w:spacing w:after="60" w:before="60"/>
+      </w:pPr>
+      <w:r>
+        <w:rPr>
+          <w:rFonts w:ascii="Arial" w:cs="Arial" w:eastAsia="Arial" w:hAnsi="Arial"/>
+          <w:sz w:val="20"/>
+          <w:szCs w:val="20"/>
+        </w:rPr>
+        <w:t xml:space="preserve">⚠ Kısmi iptal mümkün değildir — tam iptal sonrası, değişen tutar için yeni bir fatura kesilir</w:t>
+      </w:r>
+    </w:p>
+    <w:p>
+      <w:pPr>
+        <w:pStyle w:val="ListParagraph"/>
+        <w:numPr>
+          <w:ilvl w:val="0"/>
+          <w:numId w:val="2"/>
+        </w:numPr>
+        <w:spacing w:after="60" w:before="60"/>
+      </w:pPr>
+      <w:r>
+        <w:rPr>
+          <w:rFonts w:ascii="Arial" w:cs="Arial" w:eastAsia="Arial" w:hAnsi="Arial"/>
+          <w:sz w:val="20"/>
+          <w:szCs w:val="20"/>
+        </w:rPr>
+        <w:t xml:space="preserve">⚠ İptal edilen faturanın seri numarası tekrar kullanılamaz — sıradaki numara ile devam edilir</w:t>
+      </w:r>
+    </w:p>
+    <w:p>
+      <w:pPr>
+        <w:pStyle w:val="ListParagraph"/>
+        <w:numPr>
+          <w:ilvl w:val="0"/>
+          <w:numId w:val="2"/>
+        </w:numPr>
+        <w:spacing w:after="60" w:before="60"/>
+      </w:pPr>
+      <w:r>
+        <w:rPr>
+          <w:rFonts w:ascii="Arial" w:cs="Arial" w:eastAsia="Arial" w:hAnsi="Arial"/>
+          <w:sz w:val="20"/>
+          <w:szCs w:val="20"/>
+        </w:rPr>
+        <w:t xml:space="preserve">YENİ: Bu iki kısıt (kısmi iptal yok, seri numarası tekrar kullanılamaz) iptal wizard'ının onay ekranında kullanıcıya açıkça gösterilmelidir (BRD FR-34)</w:t>
+      </w:r>
+    </w:p>
+    <w:p>
+      <w:pPr>
         <w:spacing w:after="60" w:before="60"/>
       </w:pPr>
       <w:r>
@@ -18347,6 +19818,24 @@
           <w:szCs w:val="20"/>
         </w:rPr>
         <w:t xml:space="preserve">Onay → status='cancelled' — sorumluluk kullanıcıya ait</w:t>
+      </w:r>
+    </w:p>
+    <w:p>
+      <w:pPr>
+        <w:pStyle w:val="ListParagraph"/>
+        <w:numPr>
+          <w:ilvl w:val="0"/>
+          <w:numId w:val="2"/>
+        </w:numPr>
+        <w:spacing w:after="60" w:before="60"/>
+      </w:pPr>
+      <w:r>
+        <w:rPr>
+          <w:rFonts w:ascii="Arial" w:cs="Arial" w:eastAsia="Arial" w:hAnsi="Arial"/>
+          <w:sz w:val="20"/>
+          <w:szCs w:val="20"/>
+        </w:rPr>
+        <w:t xml:space="preserve">YENİ: 1300 statüsüne ulaşmış TEMELFATURA iptal edilemez. Wizard kullanıcıya iki seçenek sunar: (1) Alıcıdan iade e-Faturası istenmesi — yukarıdaki GİB portal linki + onay checkbox akışı; (2) Alıcı muhasebesine henüz kaydedilmemişse, noter veya KEP (Kayıtlı Elektronik Posta) kanalıyla itiraz — bu seçenekte GİB portal işlemi gerekmez, ilgili noter/KEP referans bilgisi wizard'da kaydedilir (BRD FR-35)</w:t>
       </w:r>
     </w:p>
     <w:p>
@@ -22009,7 +23498,7 @@
                 <w:sz w:val="18"/>
                 <w:szCs w:val="18"/>
               </w:rPr>
-              <w:t xml:space="preserve">Aynı UUID, düzeltilmiş XML</w:t>
+              <w:t xml:space="preserve">Yeni UUID, düzeltilmiş XML, Fatura ID/numara aynı kalır</w:t>
             </w:r>
           </w:p>
         </w:tc>
@@ -22038,7 +23527,7 @@
                 <w:sz w:val="18"/>
                 <w:szCs w:val="18"/>
               </w:rPr>
-              <w:t xml:space="preserve">UUID aynı</w:t>
+              <w:t xml:space="preserve">UUID değişti, Fatura ID/numara aynı, 1163 hatası oluşmadı</w:t>
             </w:r>
           </w:p>
         </w:tc>
@@ -25153,7 +26642,7 @@
           <w:sz w:val="16"/>
           <w:szCs w:val="16"/>
         </w:rPr>
-        <w:t xml:space="preserve">Odoo 18 Community × Sovos e-Fatura Entegrasyon Spesifikasyonu v6.0 — Final. Logo Tiger, Mikro, ETA ve Vega karşılaştırması + tam GİB durum kodu listesi + XSD/Schematron validasyon + atomik numara. Haziran 2026.</w:t>
+        <w:t xml:space="preserve">Odoo 18 Community × Sovos e-Fatura Entegrasyon Spesifikasyonu v8.0 — Final. lxml XPath validasyon + 3 fazlı öğrenen eşleme motoru + tam GİB durum kodu listesi + atomik numara + BRD v1.4 uyum düzeltmeleri. Haziran 2026.</w:t>
       </w:r>
     </w:p>
     <w:sectPr>
